--- a/common/reference.docx
+++ b/common/reference.docx
@@ -611,6 +611,8 @@
     <w:qFormat/>
     <w:pPr>
       <w:spacing w:before="0" w:after="0" w:line="276" w:lineRule="auto"/>
+      <w:ind w:firstLine="0"/>
+      <w:jc w:val="left"/>
     </w:pPr>
     <w:rPr>
       <w:rFonts w:ascii="Times New Roman" w:hAnsi="Times New Roman" w:cs="Times New Roman" w:eastAsia="Times New Roman"/>
